--- a/docs/hub/estate/Communications/Campaigns/1052-09 Midwifery launch/Midwifery launch press release DRAFT (2).docx
+++ b/docs/hub/estate/Communications/Campaigns/1052-09 Midwifery launch/Midwifery launch press release DRAFT (2).docx
@@ -23,25 +23,25 @@
         <w:pStyle w:val="Heading2"/>
       </w:pPr>
       <w:r>
-        <w:t>Stonegrove University welcomes its first Midwifery students</w:t>
+        <w:t>Stonegrove University relaunches Midwifery with a new maternity partnership</w:t>
       </w:r>
     </w:p>
     <w:p>
       <w:r>
         <w:rPr/>
-        <w:t>Stonegrove University this week welcomes the first cohort of students to its new two-year Midwifery programme, the first of its kind in the Vale.</w:t>
+        <w:t>Stonegrove University this week welcomes the first cohort of students to its revalidated three-year Midwifery programme, taught for the first time in partnership with Palmstrand Maternity Unit.</w:t>
       </w:r>
     </w:p>
     <w:p>
       <w:r>
         <w:rPr/>
-        <w:t>Thirty students, drawn from across the Vale and beyond, begin their studies in the Faculty of Health and Education. The programme combines teaching at the University's campus at the meeting of forest and mountain with placements at Palmstrand Maternity Unit, Greywater Vale Infirmary and community midwifery teams across the region.</w:t>
+        <w:t>Students drawn from across the Vale and beyond begin their studies in the Faculty of Health and Education. The programme combines teaching at the University's campus at the meeting of forest and mountain with placements at Palmstrand Maternity Unit, Greywater Vale Infirmary and community midwifery teams across the region.</w:t>
       </w:r>
     </w:p>
     <w:p>
       <w:r>
         <w:rPr/>
-        <w:t>Dr Hrogar Dourstone, Head of the Department of Health, said: "Midwifery has been taught in the Vale for as long as there have been midwives. What is new is that it is taught here, to a recognised standard, by a University that takes the profession seriously. We are proud of our first candidates."</w:t>
+        <w:t>Dr Hrogar Dourstone, Head of the Department of Health, said: "Midwifery has been taught in the Vale for as long as there have been midwives. What is new is that it is taught here, to a recognised standard, by a University that takes the profession seriously. We are proud of this year's candidates."</w:t>
       </w:r>
     </w:p>
     <w:p>
